--- a/data/revised_2026-10_full/outputs/v2/Core_Mathematics/SS3.1_Statistics_I/Core_Mathematics_Statistics_I_CBE_LessonSequence.docx
+++ b/data/revised_2026-10_full/outputs/v2/Core_Mathematics/SS3.1_Statistics_I/Core_Mathematics_Statistics_I_CBE_LessonSequence.docx
@@ -2238,7 +2238,7 @@
         </w:rPr>
         <w:t xml:space="preserve">© 2026 SeaVuria and ARES. This work is licensed under a </w:t>
       </w:r>
-      <w:hyperlink w:history="1" r:id="rIdwmejbe6_sc7sbzog0dosq">
+      <w:hyperlink w:history="1" r:id="rIdmfymr2qah5f2xr7t2ghve">
         <w:r>
           <w:rPr>
             <w:rFonts w:ascii="Arial" w:cs="Arial" w:eastAsia="Arial" w:hAnsi="Arial"/>
@@ -2258,7 +2258,7 @@
         </w:rPr>
         <w:t xml:space="preserve"> (</w:t>
       </w:r>
-      <w:hyperlink w:history="1" r:id="rIdy5sy66hqotp-0x0lbrsgd">
+      <w:hyperlink w:history="1" r:id="rIdvspntutegk7dsahqe14sa">
         <w:r>
           <w:rPr>
             <w:rFonts w:ascii="Arial" w:cs="Arial" w:eastAsia="Arial" w:hAnsi="Arial"/>
@@ -2278,7 +2278,7 @@
         </w:rPr>
         <w:t xml:space="preserve">). To view a copy of this license, visit </w:t>
       </w:r>
-      <w:hyperlink w:history="1" r:id="rIdv1wymjto6opln5rbw9t7w">
+      <w:hyperlink w:history="1" r:id="rIds2r7ngdepkrjgwnuso5_i">
         <w:r>
           <w:rPr>
             <w:rFonts w:ascii="Arial" w:cs="Arial" w:eastAsia="Arial" w:hAnsi="Arial"/>
@@ -3317,7 +3317,7 @@
             <w:pPr>
               <w:spacing w:after="20" w:before="0"/>
             </w:pPr>
-            <w:hyperlink w:history="1" r:id="rId6cuapuzecnyyvebtz8mvc">
+            <w:hyperlink w:history="1" r:id="rIdmjfxrj3-diexityzvmavk">
               <w:r>
                 <w:rPr>
                   <w:rFonts w:ascii="Arial" w:cs="Arial" w:eastAsia="Arial" w:hAnsi="Arial"/>
@@ -3350,7 +3350,7 @@
               <w:spacing w:after="10" w:before="0"/>
               <w:ind w:left="120"/>
             </w:pPr>
-            <w:hyperlink w:history="1" r:id="rIdtsxtqe2ybe2wbz5qn0itr">
+            <w:hyperlink w:history="1" r:id="rId5qax7tw3jammrip1vfynn">
               <w:r>
                 <w:rPr>
                   <w:rFonts w:ascii="Arial" w:cs="Arial" w:eastAsia="Arial" w:hAnsi="Arial"/>
@@ -3395,7 +3395,7 @@
             <w:pPr>
               <w:spacing w:after="20" w:before="0"/>
             </w:pPr>
-            <w:hyperlink w:history="1" r:id="rIdjj_y_w_niwss1bqg0tc8z">
+            <w:hyperlink w:history="1" r:id="rIdjue06lo0smvd8weo_urjl">
               <w:r>
                 <w:rPr>
                   <w:rFonts w:ascii="Arial" w:cs="Arial" w:eastAsia="Arial" w:hAnsi="Arial"/>
@@ -3428,7 +3428,7 @@
               <w:spacing w:after="10" w:before="0"/>
               <w:ind w:left="120"/>
             </w:pPr>
-            <w:hyperlink w:history="1" r:id="rId5khnysu85wcaxqqj2nik_">
+            <w:hyperlink w:history="1" r:id="rIdew2sk_h-gh3aekn6jcwtm">
               <w:r>
                 <w:rPr>
                   <w:rFonts w:ascii="Arial" w:cs="Arial" w:eastAsia="Arial" w:hAnsi="Arial"/>
@@ -3628,7 +3628,7 @@
             <w:pPr>
               <w:spacing w:after="20" w:before="0"/>
             </w:pPr>
-            <w:hyperlink w:history="1" r:id="rIdchltxo_crynsdlxwwqpdk">
+            <w:hyperlink w:history="1" r:id="rIdmqegzj8-zmf1dd01bp5st">
               <w:r>
                 <w:rPr>
                   <w:rFonts w:ascii="Arial" w:cs="Arial" w:eastAsia="Arial" w:hAnsi="Arial"/>
@@ -3661,7 +3661,7 @@
               <w:spacing w:after="10" w:before="0"/>
               <w:ind w:left="120"/>
             </w:pPr>
-            <w:hyperlink w:history="1" r:id="rIdqu7587-j7ym2hh8gouwgr">
+            <w:hyperlink w:history="1" r:id="rIdgzqcb78gvhzgvskcsefzf">
               <w:r>
                 <w:rPr>
                   <w:rFonts w:ascii="Arial" w:cs="Arial" w:eastAsia="Arial" w:hAnsi="Arial"/>
@@ -3706,7 +3706,7 @@
             <w:pPr>
               <w:spacing w:after="20" w:before="0"/>
             </w:pPr>
-            <w:hyperlink w:history="1" r:id="rIdxql9_1ozgemutyncqok5h">
+            <w:hyperlink w:history="1" r:id="rIdefbc3xxez8d-8n4nb8jsr">
               <w:r>
                 <w:rPr>
                   <w:rFonts w:ascii="Arial" w:cs="Arial" w:eastAsia="Arial" w:hAnsi="Arial"/>
@@ -3739,7 +3739,7 @@
               <w:spacing w:after="10" w:before="0"/>
               <w:ind w:left="120"/>
             </w:pPr>
-            <w:hyperlink w:history="1" r:id="rIdgrkp1rzkec5dlybix3t4o">
+            <w:hyperlink w:history="1" r:id="rIdxeix4eqa8w6ftw2u3lxg4">
               <w:r>
                 <w:rPr>
                   <w:rFonts w:ascii="Arial" w:cs="Arial" w:eastAsia="Arial" w:hAnsi="Arial"/>
@@ -3939,7 +3939,7 @@
             <w:pPr>
               <w:spacing w:after="20" w:before="0"/>
             </w:pPr>
-            <w:hyperlink w:history="1" r:id="rIdtpti3sspnn-0nktf26z0r">
+            <w:hyperlink w:history="1" r:id="rIdnfzywot-_bug1mcstqndr">
               <w:r>
                 <w:rPr>
                   <w:rFonts w:ascii="Arial" w:cs="Arial" w:eastAsia="Arial" w:hAnsi="Arial"/>
@@ -3988,7 +3988,7 @@
               <w:spacing w:after="10" w:before="0"/>
               <w:ind w:left="120"/>
             </w:pPr>
-            <w:hyperlink w:history="1" r:id="rIdtoafxme4y6wwmcwtsjjye">
+            <w:hyperlink w:history="1" r:id="rIdezkjd1n6obirm4i5t90-e">
               <w:r>
                 <w:rPr>
                   <w:rFonts w:ascii="Arial" w:cs="Arial" w:eastAsia="Arial" w:hAnsi="Arial"/>
@@ -4033,7 +4033,7 @@
             <w:pPr>
               <w:spacing w:after="20" w:before="0"/>
             </w:pPr>
-            <w:hyperlink w:history="1" r:id="rIdob9zjpx6gk-m3ojvn57wf">
+            <w:hyperlink w:history="1" r:id="rIdr4ntgti-88prutcizft4y">
               <w:r>
                 <w:rPr>
                   <w:rFonts w:ascii="Arial" w:cs="Arial" w:eastAsia="Arial" w:hAnsi="Arial"/>
@@ -4082,7 +4082,7 @@
               <w:spacing w:after="10" w:before="0"/>
               <w:ind w:left="120"/>
             </w:pPr>
-            <w:hyperlink w:history="1" r:id="rIdobej6v9pvyy69z99zsdwc">
+            <w:hyperlink w:history="1" r:id="rId9h_l9n7_y5n3hzasdldk_">
               <w:r>
                 <w:rPr>
                   <w:rFonts w:ascii="Arial" w:cs="Arial" w:eastAsia="Arial" w:hAnsi="Arial"/>
@@ -4282,7 +4282,7 @@
             <w:pPr>
               <w:spacing w:after="20" w:before="0"/>
             </w:pPr>
-            <w:hyperlink w:history="1" r:id="rIdbbpdvdmqejvdzpdy55tmt">
+            <w:hyperlink w:history="1" r:id="rIdstocotq_gpwvuj-i-kycc">
               <w:r>
                 <w:rPr>
                   <w:rFonts w:ascii="Arial" w:cs="Arial" w:eastAsia="Arial" w:hAnsi="Arial"/>
@@ -4331,7 +4331,7 @@
               <w:spacing w:after="10" w:before="0"/>
               <w:ind w:left="120"/>
             </w:pPr>
-            <w:hyperlink w:history="1" r:id="rIdxbk8owefxquzuhwg34qjq">
+            <w:hyperlink w:history="1" r:id="rIdgyx4lk9slx3qrqtnbgcfh">
               <w:r>
                 <w:rPr>
                   <w:rFonts w:ascii="Arial" w:cs="Arial" w:eastAsia="Arial" w:hAnsi="Arial"/>
@@ -4376,7 +4376,7 @@
             <w:pPr>
               <w:spacing w:after="20" w:before="0"/>
             </w:pPr>
-            <w:hyperlink w:history="1" r:id="rIda3afwx99iqnvmpv5dbkk-">
+            <w:hyperlink w:history="1" r:id="rId9ra6j2bpavhe5eyhqqc2u">
               <w:r>
                 <w:rPr>
                   <w:rFonts w:ascii="Arial" w:cs="Arial" w:eastAsia="Arial" w:hAnsi="Arial"/>
@@ -4425,7 +4425,7 @@
               <w:spacing w:after="10" w:before="0"/>
               <w:ind w:left="120"/>
             </w:pPr>
-            <w:hyperlink w:history="1" r:id="rIdgakvyqxma9fk-phfm6l2y">
+            <w:hyperlink w:history="1" r:id="rIdzs3yjhola5ucjwfeuholi">
               <w:r>
                 <w:rPr>
                   <w:rFonts w:ascii="Arial" w:cs="Arial" w:eastAsia="Arial" w:hAnsi="Arial"/>
@@ -4625,7 +4625,7 @@
             <w:pPr>
               <w:spacing w:after="20" w:before="0"/>
             </w:pPr>
-            <w:hyperlink w:history="1" r:id="rIdaokeiyeieqkwwc4lmtr5f">
+            <w:hyperlink w:history="1" r:id="rIdek4yrfm5phjoyt2kctiay">
               <w:r>
                 <w:rPr>
                   <w:rFonts w:ascii="Arial" w:cs="Arial" w:eastAsia="Arial" w:hAnsi="Arial"/>
@@ -4674,7 +4674,7 @@
               <w:spacing w:after="10" w:before="0"/>
               <w:ind w:left="120"/>
             </w:pPr>
-            <w:hyperlink w:history="1" r:id="rIdpanxyfs4nbqmbuk5uowyb">
+            <w:hyperlink w:history="1" r:id="rIdtlvy_f5og2jld1pazxgom">
               <w:r>
                 <w:rPr>
                   <w:rFonts w:ascii="Arial" w:cs="Arial" w:eastAsia="Arial" w:hAnsi="Arial"/>
@@ -4719,7 +4719,7 @@
             <w:pPr>
               <w:spacing w:after="20" w:before="0"/>
             </w:pPr>
-            <w:hyperlink w:history="1" r:id="rIdnkhkh4j5u8x3docic02ia">
+            <w:hyperlink w:history="1" r:id="rIdfhmpwzoni25q0tdrzpoqt">
               <w:r>
                 <w:rPr>
                   <w:rFonts w:ascii="Arial" w:cs="Arial" w:eastAsia="Arial" w:hAnsi="Arial"/>
@@ -4768,7 +4768,7 @@
               <w:spacing w:after="10" w:before="0"/>
               <w:ind w:left="120"/>
             </w:pPr>
-            <w:hyperlink w:history="1" r:id="rId-kqm5kqb6bmhxaznlpn5g">
+            <w:hyperlink w:history="1" r:id="rIdsi6hxvwmba9g0y79sp4bk">
               <w:r>
                 <w:rPr>
                   <w:rFonts w:ascii="Arial" w:cs="Arial" w:eastAsia="Arial" w:hAnsi="Arial"/>
@@ -5293,7 +5293,7 @@
         </w:rPr>
         <w:t xml:space="preserve">© 2026 SeaVuria and ARES. Aligned with KICD objectives. Developed by SeaVuria; technical implementation by ARES (with AI assistance from Claude). Licensed under </w:t>
       </w:r>
-      <w:hyperlink w:history="1" r:id="rIdp8skary9gi-micm6evkrp">
+      <w:hyperlink w:history="1" r:id="rIdqemzrwzwjx_2npzmt_2l7">
         <w:r>
           <w:rPr>
             <w:rFonts w:ascii="Arial" w:cs="Arial" w:eastAsia="Arial" w:hAnsi="Arial"/>
@@ -5314,7 +5314,7 @@
         </w:rPr>
         <w:t xml:space="preserve"> (</w:t>
       </w:r>
-      <w:hyperlink w:history="1" r:id="rIdjmkl-u6avhdttj-8bwv9h">
+      <w:hyperlink w:history="1" r:id="rId2nvpaamuzgcezc7xhlwsa">
         <w:r>
           <w:rPr>
             <w:rFonts w:ascii="Arial" w:cs="Arial" w:eastAsia="Arial" w:hAnsi="Arial"/>
@@ -6354,7 +6354,7 @@
             <w:pPr>
               <w:spacing w:after="20" w:before="0"/>
             </w:pPr>
-            <w:hyperlink w:history="1" r:id="rIds51ouo-4dtwvvasyywvwj">
+            <w:hyperlink w:history="1" r:id="rId7rn9ph-bdeswnjyb33wh6">
               <w:r>
                 <w:rPr>
                   <w:rFonts w:ascii="Arial" w:cs="Arial" w:eastAsia="Arial" w:hAnsi="Arial"/>
@@ -6387,7 +6387,7 @@
               <w:spacing w:after="10" w:before="0"/>
               <w:ind w:left="120"/>
             </w:pPr>
-            <w:hyperlink w:history="1" r:id="rIdg3gondiyejuetgw_a_fnf">
+            <w:hyperlink w:history="1" r:id="rIdgad1lhnsq5t5s4ulvsiet">
               <w:r>
                 <w:rPr>
                   <w:rFonts w:ascii="Arial" w:cs="Arial" w:eastAsia="Arial" w:hAnsi="Arial"/>
@@ -6432,7 +6432,7 @@
             <w:pPr>
               <w:spacing w:after="20" w:before="0"/>
             </w:pPr>
-            <w:hyperlink w:history="1" r:id="rIdmgbsgeimcsl2sl44hyeyq">
+            <w:hyperlink w:history="1" r:id="rIdfw-cbazaxt0mglg-j_v7p">
               <w:r>
                 <w:rPr>
                   <w:rFonts w:ascii="Arial" w:cs="Arial" w:eastAsia="Arial" w:hAnsi="Arial"/>
@@ -6465,7 +6465,7 @@
               <w:spacing w:after="10" w:before="0"/>
               <w:ind w:left="120"/>
             </w:pPr>
-            <w:hyperlink w:history="1" r:id="rIdbvruzki8ywg7w0aka2dqi">
+            <w:hyperlink w:history="1" r:id="rIdfcvh6vspoomkucqis1gvo">
               <w:r>
                 <w:rPr>
                   <w:rFonts w:ascii="Arial" w:cs="Arial" w:eastAsia="Arial" w:hAnsi="Arial"/>
@@ -6665,7 +6665,7 @@
             <w:pPr>
               <w:spacing w:after="20" w:before="0"/>
             </w:pPr>
-            <w:hyperlink w:history="1" r:id="rIdtcqlxi_-lphcozu_ga9st">
+            <w:hyperlink w:history="1" r:id="rIdoaxfs7ig2hed3yz3appo5">
               <w:r>
                 <w:rPr>
                   <w:rFonts w:ascii="Arial" w:cs="Arial" w:eastAsia="Arial" w:hAnsi="Arial"/>
@@ -6698,7 +6698,7 @@
               <w:spacing w:after="10" w:before="0"/>
               <w:ind w:left="120"/>
             </w:pPr>
-            <w:hyperlink w:history="1" r:id="rIdsjiximxmnvc4n5xhhjok9">
+            <w:hyperlink w:history="1" r:id="rIdvkajhdnwy-1onbgbbenjm">
               <w:r>
                 <w:rPr>
                   <w:rFonts w:ascii="Arial" w:cs="Arial" w:eastAsia="Arial" w:hAnsi="Arial"/>
@@ -6743,7 +6743,7 @@
             <w:pPr>
               <w:spacing w:after="20" w:before="0"/>
             </w:pPr>
-            <w:hyperlink w:history="1" r:id="rIdovjktn_zo9rk9kn_9muc0">
+            <w:hyperlink w:history="1" r:id="rIdsfedy1p8rnxir1ehy9ox9">
               <w:r>
                 <w:rPr>
                   <w:rFonts w:ascii="Arial" w:cs="Arial" w:eastAsia="Arial" w:hAnsi="Arial"/>
@@ -6776,7 +6776,7 @@
               <w:spacing w:after="10" w:before="0"/>
               <w:ind w:left="120"/>
             </w:pPr>
-            <w:hyperlink w:history="1" r:id="rIdxshi27miogedpdqd8wtbi">
+            <w:hyperlink w:history="1" r:id="rId0prkh_f1nvz1dmremtky3">
               <w:r>
                 <w:rPr>
                   <w:rFonts w:ascii="Arial" w:cs="Arial" w:eastAsia="Arial" w:hAnsi="Arial"/>
@@ -6976,7 +6976,7 @@
             <w:pPr>
               <w:spacing w:after="20" w:before="0"/>
             </w:pPr>
-            <w:hyperlink w:history="1" r:id="rId7ulnbqfyoxooyezxortmg">
+            <w:hyperlink w:history="1" r:id="rId9fzjsk32_c2j7qomgxyfh">
               <w:r>
                 <w:rPr>
                   <w:rFonts w:ascii="Arial" w:cs="Arial" w:eastAsia="Arial" w:hAnsi="Arial"/>
@@ -7025,7 +7025,7 @@
               <w:spacing w:after="10" w:before="0"/>
               <w:ind w:left="120"/>
             </w:pPr>
-            <w:hyperlink w:history="1" r:id="rId3e_ba7iwst5n5itflsz_-">
+            <w:hyperlink w:history="1" r:id="rIdg8cg2tdopjq81-hvm0zqv">
               <w:r>
                 <w:rPr>
                   <w:rFonts w:ascii="Arial" w:cs="Arial" w:eastAsia="Arial" w:hAnsi="Arial"/>
@@ -7070,7 +7070,7 @@
             <w:pPr>
               <w:spacing w:after="20" w:before="0"/>
             </w:pPr>
-            <w:hyperlink w:history="1" r:id="rIdcalghfufe7hhds8e_vnbf">
+            <w:hyperlink w:history="1" r:id="rIdksxwtc2vjkq53bbdmrdbp">
               <w:r>
                 <w:rPr>
                   <w:rFonts w:ascii="Arial" w:cs="Arial" w:eastAsia="Arial" w:hAnsi="Arial"/>
@@ -7103,7 +7103,7 @@
               <w:spacing w:after="10" w:before="0"/>
               <w:ind w:left="120"/>
             </w:pPr>
-            <w:hyperlink w:history="1" r:id="rId2mj-7cq3khhi252wfe83g">
+            <w:hyperlink w:history="1" r:id="rIdsk6hetzjpqmm4u_qua4gl">
               <w:r>
                 <w:rPr>
                   <w:rFonts w:ascii="Arial" w:cs="Arial" w:eastAsia="Arial" w:hAnsi="Arial"/>
@@ -7303,7 +7303,7 @@
             <w:pPr>
               <w:spacing w:after="20" w:before="0"/>
             </w:pPr>
-            <w:hyperlink w:history="1" r:id="rIdob1cmb3aj-ahwc4vwwhct">
+            <w:hyperlink w:history="1" r:id="rIdy3jf78n3xglug9rc4p46b">
               <w:r>
                 <w:rPr>
                   <w:rFonts w:ascii="Arial" w:cs="Arial" w:eastAsia="Arial" w:hAnsi="Arial"/>
@@ -7352,7 +7352,7 @@
               <w:spacing w:after="10" w:before="0"/>
               <w:ind w:left="120"/>
             </w:pPr>
-            <w:hyperlink w:history="1" r:id="rIdiawwvabjlbkxzn4kntvko">
+            <w:hyperlink w:history="1" r:id="rIdt8ck_5rmziwfbtt8eooyl">
               <w:r>
                 <w:rPr>
                   <w:rFonts w:ascii="Arial" w:cs="Arial" w:eastAsia="Arial" w:hAnsi="Arial"/>
@@ -7397,7 +7397,7 @@
             <w:pPr>
               <w:spacing w:after="20" w:before="0"/>
             </w:pPr>
-            <w:hyperlink w:history="1" r:id="rIdjji2hpvg7ptjtnsu5isfi">
+            <w:hyperlink w:history="1" r:id="rId_vpvvhkjkj9jyph6ktopy">
               <w:r>
                 <w:rPr>
                   <w:rFonts w:ascii="Arial" w:cs="Arial" w:eastAsia="Arial" w:hAnsi="Arial"/>
@@ -7430,7 +7430,7 @@
               <w:spacing w:after="10" w:before="0"/>
               <w:ind w:left="120"/>
             </w:pPr>
-            <w:hyperlink w:history="1" r:id="rId24cnetl0rx_8j1n4f_b4l">
+            <w:hyperlink w:history="1" r:id="rIdkdi069de058_c4_juotzs">
               <w:r>
                 <w:rPr>
                   <w:rFonts w:ascii="Arial" w:cs="Arial" w:eastAsia="Arial" w:hAnsi="Arial"/>
@@ -7630,7 +7630,7 @@
             <w:pPr>
               <w:spacing w:after="20" w:before="0"/>
             </w:pPr>
-            <w:hyperlink w:history="1" r:id="rIdqd6_olkwow9_6qw002e6v">
+            <w:hyperlink w:history="1" r:id="rIdaqpojebf2aepkrkspw12f">
               <w:r>
                 <w:rPr>
                   <w:rFonts w:ascii="Arial" w:cs="Arial" w:eastAsia="Arial" w:hAnsi="Arial"/>
@@ -7679,7 +7679,7 @@
               <w:spacing w:after="10" w:before="0"/>
               <w:ind w:left="120"/>
             </w:pPr>
-            <w:hyperlink w:history="1" r:id="rIdyipc0rlhjdrp4r0_r-n8k">
+            <w:hyperlink w:history="1" r:id="rIdvydac5jvgx-0ciy9yhq4m">
               <w:r>
                 <w:rPr>
                   <w:rFonts w:ascii="Arial" w:cs="Arial" w:eastAsia="Arial" w:hAnsi="Arial"/>
@@ -7724,7 +7724,7 @@
             <w:pPr>
               <w:spacing w:after="20" w:before="0"/>
             </w:pPr>
-            <w:hyperlink w:history="1" r:id="rIdjro4eizz8q8dkxiosjagw">
+            <w:hyperlink w:history="1" r:id="rIdsspoqgqeevahjhopxass5">
               <w:r>
                 <w:rPr>
                   <w:rFonts w:ascii="Arial" w:cs="Arial" w:eastAsia="Arial" w:hAnsi="Arial"/>
@@ -7757,7 +7757,7 @@
               <w:spacing w:after="10" w:before="0"/>
               <w:ind w:left="120"/>
             </w:pPr>
-            <w:hyperlink w:history="1" r:id="rIdprdc8fqmf8geztaf4iztt">
+            <w:hyperlink w:history="1" r:id="rIdy4wxrd1v9mdxr2_jw-6ax">
               <w:r>
                 <w:rPr>
                   <w:rFonts w:ascii="Arial" w:cs="Arial" w:eastAsia="Arial" w:hAnsi="Arial"/>
@@ -8282,7 +8282,7 @@
         </w:rPr>
         <w:t xml:space="preserve">© 2026 SeaVuria and ARES. Aligned with KICD objectives. Developed by SeaVuria; technical implementation by ARES (with AI assistance from Claude). Licensed under </w:t>
       </w:r>
-      <w:hyperlink w:history="1" r:id="rIdo_jtevnddtylkalrm1k92">
+      <w:hyperlink w:history="1" r:id="rIdiikwajqcywj84zmnm_ryt">
         <w:r>
           <w:rPr>
             <w:rFonts w:ascii="Arial" w:cs="Arial" w:eastAsia="Arial" w:hAnsi="Arial"/>
@@ -8303,7 +8303,7 @@
         </w:rPr>
         <w:t xml:space="preserve"> (</w:t>
       </w:r>
-      <w:hyperlink w:history="1" r:id="rIdmvx7rfjkreqk-kxnvjptp">
+      <w:hyperlink w:history="1" r:id="rIdje_gumq9iujqntnmn1zic">
         <w:r>
           <w:rPr>
             <w:rFonts w:ascii="Arial" w:cs="Arial" w:eastAsia="Arial" w:hAnsi="Arial"/>
@@ -9343,7 +9343,7 @@
             <w:pPr>
               <w:spacing w:after="20" w:before="0"/>
             </w:pPr>
-            <w:hyperlink w:history="1" r:id="rIdklgu6wqzzhxr1sc-exrnd">
+            <w:hyperlink w:history="1" r:id="rIdrezvvsuczrf5hzkl8dkrd">
               <w:r>
                 <w:rPr>
                   <w:rFonts w:ascii="Arial" w:cs="Arial" w:eastAsia="Arial" w:hAnsi="Arial"/>
@@ -9376,7 +9376,7 @@
               <w:spacing w:after="10" w:before="0"/>
               <w:ind w:left="120"/>
             </w:pPr>
-            <w:hyperlink w:history="1" r:id="rIdc0c9gygtdhjkd_ch6cwt4">
+            <w:hyperlink w:history="1" r:id="rIdj3awjl-v42slkfi27snpn">
               <w:r>
                 <w:rPr>
                   <w:rFonts w:ascii="Arial" w:cs="Arial" w:eastAsia="Arial" w:hAnsi="Arial"/>
@@ -9421,7 +9421,7 @@
             <w:pPr>
               <w:spacing w:after="20" w:before="0"/>
             </w:pPr>
-            <w:hyperlink w:history="1" r:id="rIdt0w7tzpq4oyjvi5ezauby">
+            <w:hyperlink w:history="1" r:id="rIdsdfwqby4nqqoedsgjm1vr">
               <w:r>
                 <w:rPr>
                   <w:rFonts w:ascii="Arial" w:cs="Arial" w:eastAsia="Arial" w:hAnsi="Arial"/>
@@ -9454,7 +9454,7 @@
               <w:spacing w:after="10" w:before="0"/>
               <w:ind w:left="120"/>
             </w:pPr>
-            <w:hyperlink w:history="1" r:id="rIdupymyx5dyjy4bfeq9vxzs">
+            <w:hyperlink w:history="1" r:id="rIdebt2gozfiqzhbw62hl45_">
               <w:r>
                 <w:rPr>
                   <w:rFonts w:ascii="Arial" w:cs="Arial" w:eastAsia="Arial" w:hAnsi="Arial"/>
@@ -9654,7 +9654,7 @@
             <w:pPr>
               <w:spacing w:after="20" w:before="0"/>
             </w:pPr>
-            <w:hyperlink w:history="1" r:id="rIdioxcepaasukqrruz6c8jn">
+            <w:hyperlink w:history="1" r:id="rIdezxlmotjm7r83fxrf7iwr">
               <w:r>
                 <w:rPr>
                   <w:rFonts w:ascii="Arial" w:cs="Arial" w:eastAsia="Arial" w:hAnsi="Arial"/>
@@ -9687,7 +9687,7 @@
               <w:spacing w:after="10" w:before="0"/>
               <w:ind w:left="120"/>
             </w:pPr>
-            <w:hyperlink w:history="1" r:id="rIdf0epmwa3zocdcgw1sfsox">
+            <w:hyperlink w:history="1" r:id="rIdh370namtlzjxh8iklyc-v">
               <w:r>
                 <w:rPr>
                   <w:rFonts w:ascii="Arial" w:cs="Arial" w:eastAsia="Arial" w:hAnsi="Arial"/>
@@ -9732,7 +9732,7 @@
             <w:pPr>
               <w:spacing w:after="20" w:before="0"/>
             </w:pPr>
-            <w:hyperlink w:history="1" r:id="rIdzioeuq55fsyzxnvbizivm">
+            <w:hyperlink w:history="1" r:id="rIdbvvdipekd8ld2-dbhiuef">
               <w:r>
                 <w:rPr>
                   <w:rFonts w:ascii="Arial" w:cs="Arial" w:eastAsia="Arial" w:hAnsi="Arial"/>
@@ -9765,7 +9765,7 @@
               <w:spacing w:after="10" w:before="0"/>
               <w:ind w:left="120"/>
             </w:pPr>
-            <w:hyperlink w:history="1" r:id="rIdrxyagqdwxgtat5rembqxh">
+            <w:hyperlink w:history="1" r:id="rIdjmemtn86iouc5-wt_e9uz">
               <w:r>
                 <w:rPr>
                   <w:rFonts w:ascii="Arial" w:cs="Arial" w:eastAsia="Arial" w:hAnsi="Arial"/>
@@ -9965,7 +9965,7 @@
             <w:pPr>
               <w:spacing w:after="20" w:before="0"/>
             </w:pPr>
-            <w:hyperlink w:history="1" r:id="rIdcjue4-eh2pmkd1hsilxzi">
+            <w:hyperlink w:history="1" r:id="rId1cb5afcsbxqka6aleyj1e">
               <w:r>
                 <w:rPr>
                   <w:rFonts w:ascii="Arial" w:cs="Arial" w:eastAsia="Arial" w:hAnsi="Arial"/>
@@ -10014,7 +10014,7 @@
               <w:spacing w:after="10" w:before="0"/>
               <w:ind w:left="120"/>
             </w:pPr>
-            <w:hyperlink w:history="1" r:id="rIddzwkwfdw714ichfppsrev">
+            <w:hyperlink w:history="1" r:id="rId924ttvvnjudelselfbju5">
               <w:r>
                 <w:rPr>
                   <w:rFonts w:ascii="Arial" w:cs="Arial" w:eastAsia="Arial" w:hAnsi="Arial"/>
@@ -10059,7 +10059,7 @@
             <w:pPr>
               <w:spacing w:after="20" w:before="0"/>
             </w:pPr>
-            <w:hyperlink w:history="1" r:id="rIdr7xzzwq3xaijyieivql7i">
+            <w:hyperlink w:history="1" r:id="rIdvlavesgkn6lzyvar9hzc1">
               <w:r>
                 <w:rPr>
                   <w:rFonts w:ascii="Arial" w:cs="Arial" w:eastAsia="Arial" w:hAnsi="Arial"/>
@@ -10092,7 +10092,7 @@
               <w:spacing w:after="10" w:before="0"/>
               <w:ind w:left="120"/>
             </w:pPr>
-            <w:hyperlink w:history="1" r:id="rId8poptrypdf_rzecqlhh0n">
+            <w:hyperlink w:history="1" r:id="rId16wag0b6hfjnwydxkzcoe">
               <w:r>
                 <w:rPr>
                   <w:rFonts w:ascii="Arial" w:cs="Arial" w:eastAsia="Arial" w:hAnsi="Arial"/>
@@ -10292,7 +10292,7 @@
             <w:pPr>
               <w:spacing w:after="20" w:before="0"/>
             </w:pPr>
-            <w:hyperlink w:history="1" r:id="rIdkc319klk_atevdhi031wr">
+            <w:hyperlink w:history="1" r:id="rId3ebju6a_0sliseakrrrjz">
               <w:r>
                 <w:rPr>
                   <w:rFonts w:ascii="Arial" w:cs="Arial" w:eastAsia="Arial" w:hAnsi="Arial"/>
@@ -10341,7 +10341,7 @@
               <w:spacing w:after="10" w:before="0"/>
               <w:ind w:left="120"/>
             </w:pPr>
-            <w:hyperlink w:history="1" r:id="rIdlcl1c23v6tminpuretges">
+            <w:hyperlink w:history="1" r:id="rId_hypcmrslw0yyoezwohgs">
               <w:r>
                 <w:rPr>
                   <w:rFonts w:ascii="Arial" w:cs="Arial" w:eastAsia="Arial" w:hAnsi="Arial"/>
@@ -10386,7 +10386,7 @@
             <w:pPr>
               <w:spacing w:after="20" w:before="0"/>
             </w:pPr>
-            <w:hyperlink w:history="1" r:id="rIdjtaomhxte8ucxah2o_4xo">
+            <w:hyperlink w:history="1" r:id="rId25g9fyj8sdsq9dr8xuov5">
               <w:r>
                 <w:rPr>
                   <w:rFonts w:ascii="Arial" w:cs="Arial" w:eastAsia="Arial" w:hAnsi="Arial"/>
@@ -10419,7 +10419,7 @@
               <w:spacing w:after="10" w:before="0"/>
               <w:ind w:left="120"/>
             </w:pPr>
-            <w:hyperlink w:history="1" r:id="rIdcr_ggcjap9lhqjcrtmdv3">
+            <w:hyperlink w:history="1" r:id="rIdgn35e6wct2aycsxvuwhi3">
               <w:r>
                 <w:rPr>
                   <w:rFonts w:ascii="Arial" w:cs="Arial" w:eastAsia="Arial" w:hAnsi="Arial"/>
@@ -10619,7 +10619,7 @@
             <w:pPr>
               <w:spacing w:after="20" w:before="0"/>
             </w:pPr>
-            <w:hyperlink w:history="1" r:id="rIdsi9kiemvmxu4mq6azjdft">
+            <w:hyperlink w:history="1" r:id="rId2xwkqvoxeyc7klyjrwxju">
               <w:r>
                 <w:rPr>
                   <w:rFonts w:ascii="Arial" w:cs="Arial" w:eastAsia="Arial" w:hAnsi="Arial"/>
@@ -10668,7 +10668,7 @@
               <w:spacing w:after="10" w:before="0"/>
               <w:ind w:left="120"/>
             </w:pPr>
-            <w:hyperlink w:history="1" r:id="rIdqbzppydrffba_zekpcf-k">
+            <w:hyperlink w:history="1" r:id="rIdf8kw1pvqslbw3ecec0ogu">
               <w:r>
                 <w:rPr>
                   <w:rFonts w:ascii="Arial" w:cs="Arial" w:eastAsia="Arial" w:hAnsi="Arial"/>
@@ -10713,7 +10713,7 @@
             <w:pPr>
               <w:spacing w:after="20" w:before="0"/>
             </w:pPr>
-            <w:hyperlink w:history="1" r:id="rIdujpfrxt2dmdinjrmqykad">
+            <w:hyperlink w:history="1" r:id="rIdtbtggrq_miiafqr3c4rjv">
               <w:r>
                 <w:rPr>
                   <w:rFonts w:ascii="Arial" w:cs="Arial" w:eastAsia="Arial" w:hAnsi="Arial"/>
@@ -10746,7 +10746,7 @@
               <w:spacing w:after="10" w:before="0"/>
               <w:ind w:left="120"/>
             </w:pPr>
-            <w:hyperlink w:history="1" r:id="rId06q4blj7w5ui7ldxt9cwf">
+            <w:hyperlink w:history="1" r:id="rIdvwyvud1desfeckx45qa_r">
               <w:r>
                 <w:rPr>
                   <w:rFonts w:ascii="Arial" w:cs="Arial" w:eastAsia="Arial" w:hAnsi="Arial"/>
@@ -11271,7 +11271,7 @@
         </w:rPr>
         <w:t xml:space="preserve">© 2026 SeaVuria and ARES. Aligned with KICD objectives. Developed by SeaVuria; technical implementation by ARES (with AI assistance from Claude). Licensed under </w:t>
       </w:r>
-      <w:hyperlink w:history="1" r:id="rIdievqsduxoei5havhab9lb">
+      <w:hyperlink w:history="1" r:id="rIdujehzivbko4-r3j9gnfob">
         <w:r>
           <w:rPr>
             <w:rFonts w:ascii="Arial" w:cs="Arial" w:eastAsia="Arial" w:hAnsi="Arial"/>
@@ -11292,7 +11292,7 @@
         </w:rPr>
         <w:t xml:space="preserve"> (</w:t>
       </w:r>
-      <w:hyperlink w:history="1" r:id="rIdxzpbdmytgoxkou-dgw0mm">
+      <w:hyperlink w:history="1" r:id="rIdaznqqk6g6kl6bkc0f-_mm">
         <w:r>
           <w:rPr>
             <w:rFonts w:ascii="Arial" w:cs="Arial" w:eastAsia="Arial" w:hAnsi="Arial"/>
@@ -12332,7 +12332,7 @@
             <w:pPr>
               <w:spacing w:after="20" w:before="0"/>
             </w:pPr>
-            <w:hyperlink w:history="1" r:id="rIdwd4pw_4oght6ytt7iapq1">
+            <w:hyperlink w:history="1" r:id="rIdrzsqs7laq32bl4qpizvg_">
               <w:r>
                 <w:rPr>
                   <w:rFonts w:ascii="Arial" w:cs="Arial" w:eastAsia="Arial" w:hAnsi="Arial"/>
@@ -12381,7 +12381,7 @@
               <w:spacing w:after="10" w:before="0"/>
               <w:ind w:left="120"/>
             </w:pPr>
-            <w:hyperlink w:history="1" r:id="rIdotk93cyqtt_b1gsdrjhg1">
+            <w:hyperlink w:history="1" r:id="rId5wnidpbg96jvjl5shw4qj">
               <w:r>
                 <w:rPr>
                   <w:rFonts w:ascii="Arial" w:cs="Arial" w:eastAsia="Arial" w:hAnsi="Arial"/>
@@ -12426,7 +12426,7 @@
             <w:pPr>
               <w:spacing w:after="20" w:before="0"/>
             </w:pPr>
-            <w:hyperlink w:history="1" r:id="rIdlza4ibmbmwbiobhuqzeok">
+            <w:hyperlink w:history="1" r:id="rIdcd00ew8sogl3f81div4ea">
               <w:r>
                 <w:rPr>
                   <w:rFonts w:ascii="Arial" w:cs="Arial" w:eastAsia="Arial" w:hAnsi="Arial"/>
@@ -12475,7 +12475,7 @@
               <w:spacing w:after="10" w:before="0"/>
               <w:ind w:left="120"/>
             </w:pPr>
-            <w:hyperlink w:history="1" r:id="rIdd-srrdkaoca8apuxtceup">
+            <w:hyperlink w:history="1" r:id="rIdu5ocdsblqanwj9rvai7il">
               <w:r>
                 <w:rPr>
                   <w:rFonts w:ascii="Arial" w:cs="Arial" w:eastAsia="Arial" w:hAnsi="Arial"/>
@@ -12675,7 +12675,7 @@
             <w:pPr>
               <w:spacing w:after="20" w:before="0"/>
             </w:pPr>
-            <w:hyperlink w:history="1" r:id="rIdxjpymrrcjmst3p4gs77jj">
+            <w:hyperlink w:history="1" r:id="rId9qlkbyi2c1t5stch92y3i">
               <w:r>
                 <w:rPr>
                   <w:rFonts w:ascii="Arial" w:cs="Arial" w:eastAsia="Arial" w:hAnsi="Arial"/>
@@ -12724,7 +12724,7 @@
               <w:spacing w:after="10" w:before="0"/>
               <w:ind w:left="120"/>
             </w:pPr>
-            <w:hyperlink w:history="1" r:id="rIdrjawddw4luq9wiewbpbn4">
+            <w:hyperlink w:history="1" r:id="rIdxnkvofyobhfid2o1wayen">
               <w:r>
                 <w:rPr>
                   <w:rFonts w:ascii="Arial" w:cs="Arial" w:eastAsia="Arial" w:hAnsi="Arial"/>
@@ -12769,7 +12769,7 @@
             <w:pPr>
               <w:spacing w:after="20" w:before="0"/>
             </w:pPr>
-            <w:hyperlink w:history="1" r:id="rIdgcd04mvzajovrar_w8mga">
+            <w:hyperlink w:history="1" r:id="rIdjwdeswiqhwrvtqozrafiw">
               <w:r>
                 <w:rPr>
                   <w:rFonts w:ascii="Arial" w:cs="Arial" w:eastAsia="Arial" w:hAnsi="Arial"/>
@@ -12818,7 +12818,7 @@
               <w:spacing w:after="10" w:before="0"/>
               <w:ind w:left="120"/>
             </w:pPr>
-            <w:hyperlink w:history="1" r:id="rIdwb6_rlcijztiszglz-c6p">
+            <w:hyperlink w:history="1" r:id="rIdptl2i8psnj0z49ocwxne2">
               <w:r>
                 <w:rPr>
                   <w:rFonts w:ascii="Arial" w:cs="Arial" w:eastAsia="Arial" w:hAnsi="Arial"/>
@@ -13018,7 +13018,7 @@
             <w:pPr>
               <w:spacing w:after="20" w:before="0"/>
             </w:pPr>
-            <w:hyperlink w:history="1" r:id="rIdbelfb2-nqsxo1z_g9m-xf">
+            <w:hyperlink w:history="1" r:id="rIdvuirgvuzepcu3sh9he73h">
               <w:r>
                 <w:rPr>
                   <w:rFonts w:ascii="Arial" w:cs="Arial" w:eastAsia="Arial" w:hAnsi="Arial"/>
@@ -13067,7 +13067,7 @@
               <w:spacing w:after="10" w:before="0"/>
               <w:ind w:left="120"/>
             </w:pPr>
-            <w:hyperlink w:history="1" r:id="rIdmic6hjbsmr7auhg5ixmfx">
+            <w:hyperlink w:history="1" r:id="rIdv2aw_zlkqtxdqeoqtyor2">
               <w:r>
                 <w:rPr>
                   <w:rFonts w:ascii="Arial" w:cs="Arial" w:eastAsia="Arial" w:hAnsi="Arial"/>
@@ -13112,7 +13112,7 @@
             <w:pPr>
               <w:spacing w:after="20" w:before="0"/>
             </w:pPr>
-            <w:hyperlink w:history="1" r:id="rIdgbvfynwvta5gxi7dpqmzp">
+            <w:hyperlink w:history="1" r:id="rIdiauspavrr1mw3ddc9naf_">
               <w:r>
                 <w:rPr>
                   <w:rFonts w:ascii="Arial" w:cs="Arial" w:eastAsia="Arial" w:hAnsi="Arial"/>
@@ -13161,7 +13161,7 @@
               <w:spacing w:after="10" w:before="0"/>
               <w:ind w:left="120"/>
             </w:pPr>
-            <w:hyperlink w:history="1" r:id="rIdp8cfqaad9okfjhdswus8p">
+            <w:hyperlink w:history="1" r:id="rIdjtopaa1auy2iumf3qpjrb">
               <w:r>
                 <w:rPr>
                   <w:rFonts w:ascii="Arial" w:cs="Arial" w:eastAsia="Arial" w:hAnsi="Arial"/>
@@ -13361,7 +13361,7 @@
             <w:pPr>
               <w:spacing w:after="20" w:before="0"/>
             </w:pPr>
-            <w:hyperlink w:history="1" r:id="rIdxowrbqhs3dhd6tc24izzx">
+            <w:hyperlink w:history="1" r:id="rIdnwn7aesin1lavfe-ivenh">
               <w:r>
                 <w:rPr>
                   <w:rFonts w:ascii="Arial" w:cs="Arial" w:eastAsia="Arial" w:hAnsi="Arial"/>
@@ -13410,7 +13410,7 @@
               <w:spacing w:after="10" w:before="0"/>
               <w:ind w:left="120"/>
             </w:pPr>
-            <w:hyperlink w:history="1" r:id="rId_a3wi7olipy8fuxrjfrtj">
+            <w:hyperlink w:history="1" r:id="rId4qyjuavrwmdif3by8hid1">
               <w:r>
                 <w:rPr>
                   <w:rFonts w:ascii="Arial" w:cs="Arial" w:eastAsia="Arial" w:hAnsi="Arial"/>
@@ -13455,7 +13455,7 @@
             <w:pPr>
               <w:spacing w:after="20" w:before="0"/>
             </w:pPr>
-            <w:hyperlink w:history="1" r:id="rIdrkd8ue8hcjodg0rnmpec8">
+            <w:hyperlink w:history="1" r:id="rIdol6udys0u8d88kxn1xmpm">
               <w:r>
                 <w:rPr>
                   <w:rFonts w:ascii="Arial" w:cs="Arial" w:eastAsia="Arial" w:hAnsi="Arial"/>
@@ -13504,7 +13504,7 @@
               <w:spacing w:after="10" w:before="0"/>
               <w:ind w:left="120"/>
             </w:pPr>
-            <w:hyperlink w:history="1" r:id="rIdwuryd_icpxnyjd-gjqndh">
+            <w:hyperlink w:history="1" r:id="rIdzloi5af_3usw_x-bvundv">
               <w:r>
                 <w:rPr>
                   <w:rFonts w:ascii="Arial" w:cs="Arial" w:eastAsia="Arial" w:hAnsi="Arial"/>
@@ -13704,7 +13704,7 @@
             <w:pPr>
               <w:spacing w:after="20" w:before="0"/>
             </w:pPr>
-            <w:hyperlink w:history="1" r:id="rIdxfxek4i2arycfgv3y67qe">
+            <w:hyperlink w:history="1" r:id="rIdvnkdv7rbsvunttkx562sq">
               <w:r>
                 <w:rPr>
                   <w:rFonts w:ascii="Arial" w:cs="Arial" w:eastAsia="Arial" w:hAnsi="Arial"/>
@@ -13753,7 +13753,7 @@
               <w:spacing w:after="10" w:before="0"/>
               <w:ind w:left="120"/>
             </w:pPr>
-            <w:hyperlink w:history="1" r:id="rIdre7aorei9m2uzypttoqfz">
+            <w:hyperlink w:history="1" r:id="rIdpl3qij8hz8l6urmdxnt1d">
               <w:r>
                 <w:rPr>
                   <w:rFonts w:ascii="Arial" w:cs="Arial" w:eastAsia="Arial" w:hAnsi="Arial"/>
@@ -13798,7 +13798,7 @@
             <w:pPr>
               <w:spacing w:after="20" w:before="0"/>
             </w:pPr>
-            <w:hyperlink w:history="1" r:id="rIdfjuktaidffp8lu9mzcdbu">
+            <w:hyperlink w:history="1" r:id="rIdkjfj7qbj5r11y1t8ep4o8">
               <w:r>
                 <w:rPr>
                   <w:rFonts w:ascii="Arial" w:cs="Arial" w:eastAsia="Arial" w:hAnsi="Arial"/>
@@ -13847,7 +13847,7 @@
               <w:spacing w:after="10" w:before="0"/>
               <w:ind w:left="120"/>
             </w:pPr>
-            <w:hyperlink w:history="1" r:id="rIdcde_ya2jj6kwq120sbr8h">
+            <w:hyperlink w:history="1" r:id="rIdnweweljwntubigkzadstd">
               <w:r>
                 <w:rPr>
                   <w:rFonts w:ascii="Arial" w:cs="Arial" w:eastAsia="Arial" w:hAnsi="Arial"/>
@@ -14372,7 +14372,7 @@
         </w:rPr>
         <w:t xml:space="preserve">© 2026 SeaVuria and ARES. Aligned with KICD objectives. Developed by SeaVuria; technical implementation by ARES (with AI assistance from Claude). Licensed under </w:t>
       </w:r>
-      <w:hyperlink w:history="1" r:id="rIdgzufbei9rb2etwxme9lpc">
+      <w:hyperlink w:history="1" r:id="rIdqgp2tn6qbxc98_bsxflan">
         <w:r>
           <w:rPr>
             <w:rFonts w:ascii="Arial" w:cs="Arial" w:eastAsia="Arial" w:hAnsi="Arial"/>
@@ -14393,7 +14393,7 @@
         </w:rPr>
         <w:t xml:space="preserve"> (</w:t>
       </w:r>
-      <w:hyperlink w:history="1" r:id="rIdggdgtqytewdm43k_lrd38">
+      <w:hyperlink w:history="1" r:id="rIdwfcmgfysfhibhihtvtpgw">
         <w:r>
           <w:rPr>
             <w:rFonts w:ascii="Arial" w:cs="Arial" w:eastAsia="Arial" w:hAnsi="Arial"/>
@@ -15433,7 +15433,7 @@
             <w:pPr>
               <w:spacing w:after="20" w:before="0"/>
             </w:pPr>
-            <w:hyperlink w:history="1" r:id="rIdo1ml5pyp0t-8uwrj4vqy5">
+            <w:hyperlink w:history="1" r:id="rIdpfu33eewggjd-rpj7fksx">
               <w:r>
                 <w:rPr>
                   <w:rFonts w:ascii="Arial" w:cs="Arial" w:eastAsia="Arial" w:hAnsi="Arial"/>
@@ -15466,7 +15466,7 @@
               <w:spacing w:after="10" w:before="0"/>
               <w:ind w:left="120"/>
             </w:pPr>
-            <w:hyperlink w:history="1" r:id="rIditril9nrotg-2u3yzbylz">
+            <w:hyperlink w:history="1" r:id="rIdbib-2vv7whflzfrjq7dfd">
               <w:r>
                 <w:rPr>
                   <w:rFonts w:ascii="Arial" w:cs="Arial" w:eastAsia="Arial" w:hAnsi="Arial"/>
@@ -15511,7 +15511,7 @@
             <w:pPr>
               <w:spacing w:after="20" w:before="0"/>
             </w:pPr>
-            <w:hyperlink w:history="1" r:id="rIdpi_utiphbq2_wm8gda3vk">
+            <w:hyperlink w:history="1" r:id="rId7u_ca9uqsdqzxf-xvckba">
               <w:r>
                 <w:rPr>
                   <w:rFonts w:ascii="Arial" w:cs="Arial" w:eastAsia="Arial" w:hAnsi="Arial"/>
@@ -15544,7 +15544,7 @@
               <w:spacing w:after="10" w:before="0"/>
               <w:ind w:left="120"/>
             </w:pPr>
-            <w:hyperlink w:history="1" r:id="rIdngoj2qb6ynxehclsspqcd">
+            <w:hyperlink w:history="1" r:id="rIdtugyinu0raazejxpnvq7z">
               <w:r>
                 <w:rPr>
                   <w:rFonts w:ascii="Arial" w:cs="Arial" w:eastAsia="Arial" w:hAnsi="Arial"/>
@@ -15744,7 +15744,7 @@
             <w:pPr>
               <w:spacing w:after="20" w:before="0"/>
             </w:pPr>
-            <w:hyperlink w:history="1" r:id="rIdn0vgacrdwxtkgddubifl8">
+            <w:hyperlink w:history="1" r:id="rIdmxxxhr9wlcc7qg1kch75b">
               <w:r>
                 <w:rPr>
                   <w:rFonts w:ascii="Arial" w:cs="Arial" w:eastAsia="Arial" w:hAnsi="Arial"/>
@@ -15777,7 +15777,7 @@
               <w:spacing w:after="10" w:before="0"/>
               <w:ind w:left="120"/>
             </w:pPr>
-            <w:hyperlink w:history="1" r:id="rIdy1fqhdzw7bbvodf_fiqal">
+            <w:hyperlink w:history="1" r:id="rId0imi_dfbywqxquecr643v">
               <w:r>
                 <w:rPr>
                   <w:rFonts w:ascii="Arial" w:cs="Arial" w:eastAsia="Arial" w:hAnsi="Arial"/>
@@ -15822,7 +15822,7 @@
             <w:pPr>
               <w:spacing w:after="20" w:before="0"/>
             </w:pPr>
-            <w:hyperlink w:history="1" r:id="rId-iybo2lt96_w_3dx6om_p">
+            <w:hyperlink w:history="1" r:id="rIdvkw7ijjjcpmfnc4asukkj">
               <w:r>
                 <w:rPr>
                   <w:rFonts w:ascii="Arial" w:cs="Arial" w:eastAsia="Arial" w:hAnsi="Arial"/>
@@ -15855,7 +15855,7 @@
               <w:spacing w:after="10" w:before="0"/>
               <w:ind w:left="120"/>
             </w:pPr>
-            <w:hyperlink w:history="1" r:id="rIdy1lbqgrjtgect0bruhgjw">
+            <w:hyperlink w:history="1" r:id="rIdvcd_9kehpvoyhls669xw8">
               <w:r>
                 <w:rPr>
                   <w:rFonts w:ascii="Arial" w:cs="Arial" w:eastAsia="Arial" w:hAnsi="Arial"/>
@@ -16055,7 +16055,7 @@
             <w:pPr>
               <w:spacing w:after="20" w:before="0"/>
             </w:pPr>
-            <w:hyperlink w:history="1" r:id="rIdwgcaulaz1u0m7s3efnysk">
+            <w:hyperlink w:history="1" r:id="rId-ahk9bhc3iijxu7fmyg7n">
               <w:r>
                 <w:rPr>
                   <w:rFonts w:ascii="Arial" w:cs="Arial" w:eastAsia="Arial" w:hAnsi="Arial"/>
@@ -16104,7 +16104,7 @@
               <w:spacing w:after="10" w:before="0"/>
               <w:ind w:left="120"/>
             </w:pPr>
-            <w:hyperlink w:history="1" r:id="rIdjvdzqthymuiloq6klj9cg">
+            <w:hyperlink w:history="1" r:id="rIdrhxvvivi02bjgdtemt8oh">
               <w:r>
                 <w:rPr>
                   <w:rFonts w:ascii="Arial" w:cs="Arial" w:eastAsia="Arial" w:hAnsi="Arial"/>
@@ -16149,7 +16149,7 @@
             <w:pPr>
               <w:spacing w:after="20" w:before="0"/>
             </w:pPr>
-            <w:hyperlink w:history="1" r:id="rIdw94b5xsfkdtw7aga5zxoc">
+            <w:hyperlink w:history="1" r:id="rIdt2ddemaescsmhlh_xuoyk">
               <w:r>
                 <w:rPr>
                   <w:rFonts w:ascii="Arial" w:cs="Arial" w:eastAsia="Arial" w:hAnsi="Arial"/>
@@ -16182,7 +16182,7 @@
               <w:spacing w:after="10" w:before="0"/>
               <w:ind w:left="120"/>
             </w:pPr>
-            <w:hyperlink w:history="1" r:id="rIdrcbm5anhjzv9wdncn920f">
+            <w:hyperlink w:history="1" r:id="rIdj7ovsvvuvislhcak_yobu">
               <w:r>
                 <w:rPr>
                   <w:rFonts w:ascii="Arial" w:cs="Arial" w:eastAsia="Arial" w:hAnsi="Arial"/>
@@ -16382,7 +16382,7 @@
             <w:pPr>
               <w:spacing w:after="20" w:before="0"/>
             </w:pPr>
-            <w:hyperlink w:history="1" r:id="rIdp7lmqqji0xr2t9gin3f8g">
+            <w:hyperlink w:history="1" r:id="rIdh9rbbma594h4uotixyevd">
               <w:r>
                 <w:rPr>
                   <w:rFonts w:ascii="Arial" w:cs="Arial" w:eastAsia="Arial" w:hAnsi="Arial"/>
@@ -16431,7 +16431,7 @@
               <w:spacing w:after="10" w:before="0"/>
               <w:ind w:left="120"/>
             </w:pPr>
-            <w:hyperlink w:history="1" r:id="rIdsbjjlzd_rchroodctavj1">
+            <w:hyperlink w:history="1" r:id="rIdxrlhhpk6llx47hrmtz3r4">
               <w:r>
                 <w:rPr>
                   <w:rFonts w:ascii="Arial" w:cs="Arial" w:eastAsia="Arial" w:hAnsi="Arial"/>
@@ -16476,7 +16476,7 @@
             <w:pPr>
               <w:spacing w:after="20" w:before="0"/>
             </w:pPr>
-            <w:hyperlink w:history="1" r:id="rIdhiluepiac2elugf8hp-eo">
+            <w:hyperlink w:history="1" r:id="rId3v-qv6mk642zm6m_3h889">
               <w:r>
                 <w:rPr>
                   <w:rFonts w:ascii="Arial" w:cs="Arial" w:eastAsia="Arial" w:hAnsi="Arial"/>
@@ -16509,7 +16509,7 @@
               <w:spacing w:after="10" w:before="0"/>
               <w:ind w:left="120"/>
             </w:pPr>
-            <w:hyperlink w:history="1" r:id="rIdxu4gychruvjewfs2s8qmw">
+            <w:hyperlink w:history="1" r:id="rId590tfybegxixptz6kti1y">
               <w:r>
                 <w:rPr>
                   <w:rFonts w:ascii="Arial" w:cs="Arial" w:eastAsia="Arial" w:hAnsi="Arial"/>
@@ -16709,7 +16709,7 @@
             <w:pPr>
               <w:spacing w:after="20" w:before="0"/>
             </w:pPr>
-            <w:hyperlink w:history="1" r:id="rIdt6wx_bwb8a1-vlly_q_e8">
+            <w:hyperlink w:history="1" r:id="rIdduzjg4w8mzhp7ircwisx9">
               <w:r>
                 <w:rPr>
                   <w:rFonts w:ascii="Arial" w:cs="Arial" w:eastAsia="Arial" w:hAnsi="Arial"/>
@@ -16742,7 +16742,7 @@
               <w:spacing w:after="10" w:before="0"/>
               <w:ind w:left="120"/>
             </w:pPr>
-            <w:hyperlink w:history="1" r:id="rIdh9luafs3nxuyfrnfoemvn">
+            <w:hyperlink w:history="1" r:id="rIdm-797xn4lxfdbmqnchjqu">
               <w:r>
                 <w:rPr>
                   <w:rFonts w:ascii="Arial" w:cs="Arial" w:eastAsia="Arial" w:hAnsi="Arial"/>
@@ -16787,7 +16787,7 @@
             <w:pPr>
               <w:spacing w:after="20" w:before="0"/>
             </w:pPr>
-            <w:hyperlink w:history="1" r:id="rIdgvkcpy0qnhguius9_1ria">
+            <w:hyperlink w:history="1" r:id="rIdamvhawge4lty-pcnw7iwp">
               <w:r>
                 <w:rPr>
                   <w:rFonts w:ascii="Arial" w:cs="Arial" w:eastAsia="Arial" w:hAnsi="Arial"/>
@@ -16836,7 +16836,7 @@
               <w:spacing w:after="10" w:before="0"/>
               <w:ind w:left="120"/>
             </w:pPr>
-            <w:hyperlink w:history="1" r:id="rIdnw3gjtf7hi-y4u2xuh9ps">
+            <w:hyperlink w:history="1" r:id="rId0d9-pizpnx2_ri1yur0-e">
               <w:r>
                 <w:rPr>
                   <w:rFonts w:ascii="Arial" w:cs="Arial" w:eastAsia="Arial" w:hAnsi="Arial"/>
@@ -17361,7 +17361,7 @@
         </w:rPr>
         <w:t xml:space="preserve">© 2026 SeaVuria and ARES. Aligned with KICD objectives. Developed by SeaVuria; technical implementation by ARES (with AI assistance from Claude). Licensed under </w:t>
       </w:r>
-      <w:hyperlink w:history="1" r:id="rIdkhl30rbmiq0it_pnuywjf">
+      <w:hyperlink w:history="1" r:id="rIdezhubaksisqanelwbjkwd">
         <w:r>
           <w:rPr>
             <w:rFonts w:ascii="Arial" w:cs="Arial" w:eastAsia="Arial" w:hAnsi="Arial"/>
@@ -17382,7 +17382,7 @@
         </w:rPr>
         <w:t xml:space="preserve"> (</w:t>
       </w:r>
-      <w:hyperlink w:history="1" r:id="rIdy9jd-aaax3bsnfq6d0wi-">
+      <w:hyperlink w:history="1" r:id="rIdy1s9hhf_rqbyo2hfj67xv">
         <w:r>
           <w:rPr>
             <w:rFonts w:ascii="Arial" w:cs="Arial" w:eastAsia="Arial" w:hAnsi="Arial"/>
@@ -18422,7 +18422,7 @@
             <w:pPr>
               <w:spacing w:after="20" w:before="0"/>
             </w:pPr>
-            <w:hyperlink w:history="1" r:id="rIdq_zkhvm7rcofgauet5pnl">
+            <w:hyperlink w:history="1" r:id="rId7fqwpygzuzsylsbustfup">
               <w:r>
                 <w:rPr>
                   <w:rFonts w:ascii="Arial" w:cs="Arial" w:eastAsia="Arial" w:hAnsi="Arial"/>
@@ -18471,7 +18471,7 @@
               <w:spacing w:after="10" w:before="0"/>
               <w:ind w:left="120"/>
             </w:pPr>
-            <w:hyperlink w:history="1" r:id="rIdc_jt23qhh39bixqfemjhw">
+            <w:hyperlink w:history="1" r:id="rIdrdjvagleofvhomnant1dh">
               <w:r>
                 <w:rPr>
                   <w:rFonts w:ascii="Arial" w:cs="Arial" w:eastAsia="Arial" w:hAnsi="Arial"/>
@@ -18516,7 +18516,7 @@
             <w:pPr>
               <w:spacing w:after="20" w:before="0"/>
             </w:pPr>
-            <w:hyperlink w:history="1" r:id="rIddtnjpngght9n-3ntd_tbx">
+            <w:hyperlink w:history="1" r:id="rIdwdli14leh7fmlgx2djr6j">
               <w:r>
                 <w:rPr>
                   <w:rFonts w:ascii="Arial" w:cs="Arial" w:eastAsia="Arial" w:hAnsi="Arial"/>
@@ -18549,7 +18549,7 @@
               <w:spacing w:after="10" w:before="0"/>
               <w:ind w:left="120"/>
             </w:pPr>
-            <w:hyperlink w:history="1" r:id="rIdyraue2p6lvaendebpvkyn">
+            <w:hyperlink w:history="1" r:id="rIdkpe0dtywkytoun_14o0zi">
               <w:r>
                 <w:rPr>
                   <w:rFonts w:ascii="Arial" w:cs="Arial" w:eastAsia="Arial" w:hAnsi="Arial"/>
@@ -18749,7 +18749,7 @@
             <w:pPr>
               <w:spacing w:after="20" w:before="0"/>
             </w:pPr>
-            <w:hyperlink w:history="1" r:id="rIdzvsdrhzgpbbghqxpfqaw1">
+            <w:hyperlink w:history="1" r:id="rId2qhq5gartttzfzcoo5o1e">
               <w:r>
                 <w:rPr>
                   <w:rFonts w:ascii="Arial" w:cs="Arial" w:eastAsia="Arial" w:hAnsi="Arial"/>
@@ -18798,7 +18798,7 @@
               <w:spacing w:after="10" w:before="0"/>
               <w:ind w:left="120"/>
             </w:pPr>
-            <w:hyperlink w:history="1" r:id="rIdlbvydox8d3xd78zhokj3q">
+            <w:hyperlink w:history="1" r:id="rIdsnvhwvbswygblfp30bhyq">
               <w:r>
                 <w:rPr>
                   <w:rFonts w:ascii="Arial" w:cs="Arial" w:eastAsia="Arial" w:hAnsi="Arial"/>
@@ -18843,7 +18843,7 @@
             <w:pPr>
               <w:spacing w:after="20" w:before="0"/>
             </w:pPr>
-            <w:hyperlink w:history="1" r:id="rIdzcei5ueqiwsxyixn3g2yq">
+            <w:hyperlink w:history="1" r:id="rIdpctjv3mdnoa3eeo2qs3zh">
               <w:r>
                 <w:rPr>
                   <w:rFonts w:ascii="Arial" w:cs="Arial" w:eastAsia="Arial" w:hAnsi="Arial"/>
@@ -18876,7 +18876,7 @@
               <w:spacing w:after="10" w:before="0"/>
               <w:ind w:left="120"/>
             </w:pPr>
-            <w:hyperlink w:history="1" r:id="rIdss2z8yx5pfjttxax3grzw">
+            <w:hyperlink w:history="1" r:id="rIdvpy0hr64c7trmkqqnnrty">
               <w:r>
                 <w:rPr>
                   <w:rFonts w:ascii="Arial" w:cs="Arial" w:eastAsia="Arial" w:hAnsi="Arial"/>
@@ -19076,7 +19076,7 @@
             <w:pPr>
               <w:spacing w:after="20" w:before="0"/>
             </w:pPr>
-            <w:hyperlink w:history="1" r:id="rIdw3dfohnervex8vjt8hb5t">
+            <w:hyperlink w:history="1" r:id="rIddpjp7gt-r9jbzkx3e3gv0">
               <w:r>
                 <w:rPr>
                   <w:rFonts w:ascii="Arial" w:cs="Arial" w:eastAsia="Arial" w:hAnsi="Arial"/>
@@ -19125,7 +19125,7 @@
               <w:spacing w:after="10" w:before="0"/>
               <w:ind w:left="120"/>
             </w:pPr>
-            <w:hyperlink w:history="1" r:id="rIdvhk4svahwj-ovrbdotvgu">
+            <w:hyperlink w:history="1" r:id="rIdifuijple_vh-veu80gvwr">
               <w:r>
                 <w:rPr>
                   <w:rFonts w:ascii="Arial" w:cs="Arial" w:eastAsia="Arial" w:hAnsi="Arial"/>
@@ -19170,7 +19170,7 @@
             <w:pPr>
               <w:spacing w:after="20" w:before="0"/>
             </w:pPr>
-            <w:hyperlink w:history="1" r:id="rIdjv7xpuephqsq4mjalmcv7">
+            <w:hyperlink w:history="1" r:id="rIdrsmdx0gsqoouzrfgftogb">
               <w:r>
                 <w:rPr>
                   <w:rFonts w:ascii="Arial" w:cs="Arial" w:eastAsia="Arial" w:hAnsi="Arial"/>
@@ -19219,7 +19219,7 @@
               <w:spacing w:after="10" w:before="0"/>
               <w:ind w:left="120"/>
             </w:pPr>
-            <w:hyperlink w:history="1" r:id="rId-qjvzxofrdd96cfwp7hwj">
+            <w:hyperlink w:history="1" r:id="rId66hdcfbxnthnavptndugc">
               <w:r>
                 <w:rPr>
                   <w:rFonts w:ascii="Arial" w:cs="Arial" w:eastAsia="Arial" w:hAnsi="Arial"/>
@@ -19419,7 +19419,7 @@
             <w:pPr>
               <w:spacing w:after="20" w:before="0"/>
             </w:pPr>
-            <w:hyperlink w:history="1" r:id="rIdpahvigofgf2bmztqrsbyv">
+            <w:hyperlink w:history="1" r:id="rIddm1qq71wduxwydvmnqmj5">
               <w:r>
                 <w:rPr>
                   <w:rFonts w:ascii="Arial" w:cs="Arial" w:eastAsia="Arial" w:hAnsi="Arial"/>
@@ -19468,7 +19468,7 @@
               <w:spacing w:after="10" w:before="0"/>
               <w:ind w:left="120"/>
             </w:pPr>
-            <w:hyperlink w:history="1" r:id="rIdzbmhwteprve6inlpyrar2">
+            <w:hyperlink w:history="1" r:id="rIdv7f9cqkpks7myuddehtqs">
               <w:r>
                 <w:rPr>
                   <w:rFonts w:ascii="Arial" w:cs="Arial" w:eastAsia="Arial" w:hAnsi="Arial"/>
@@ -19513,7 +19513,7 @@
             <w:pPr>
               <w:spacing w:after="20" w:before="0"/>
             </w:pPr>
-            <w:hyperlink w:history="1" r:id="rId3btzkm7grqg5r2e48oohy">
+            <w:hyperlink w:history="1" r:id="rIdrzfv0rpawp1dnnibgypct">
               <w:r>
                 <w:rPr>
                   <w:rFonts w:ascii="Arial" w:cs="Arial" w:eastAsia="Arial" w:hAnsi="Arial"/>
@@ -19562,7 +19562,7 @@
               <w:spacing w:after="10" w:before="0"/>
               <w:ind w:left="120"/>
             </w:pPr>
-            <w:hyperlink w:history="1" r:id="rIdwv0fgcjxzprbvzuid5jtw">
+            <w:hyperlink w:history="1" r:id="rIdcrmy8-zadnhkofxiolxd0">
               <w:r>
                 <w:rPr>
                   <w:rFonts w:ascii="Arial" w:cs="Arial" w:eastAsia="Arial" w:hAnsi="Arial"/>
@@ -19762,7 +19762,7 @@
             <w:pPr>
               <w:spacing w:after="20" w:before="0"/>
             </w:pPr>
-            <w:hyperlink w:history="1" r:id="rId83vygshhhin_04pn35flu">
+            <w:hyperlink w:history="1" r:id="rIdmxc56fbgzzu0-j4k_y8xi">
               <w:r>
                 <w:rPr>
                   <w:rFonts w:ascii="Arial" w:cs="Arial" w:eastAsia="Arial" w:hAnsi="Arial"/>
@@ -19811,7 +19811,7 @@
               <w:spacing w:after="10" w:before="0"/>
               <w:ind w:left="120"/>
             </w:pPr>
-            <w:hyperlink w:history="1" r:id="rId6m9l2dgszgwpcnrejmxt3">
+            <w:hyperlink w:history="1" r:id="rId2sd43co5cboa3dxjlmofg">
               <w:r>
                 <w:rPr>
                   <w:rFonts w:ascii="Arial" w:cs="Arial" w:eastAsia="Arial" w:hAnsi="Arial"/>
@@ -19856,7 +19856,7 @@
             <w:pPr>
               <w:spacing w:after="20" w:before="0"/>
             </w:pPr>
-            <w:hyperlink w:history="1" r:id="rIdpw9-i5_jzikzi41eh7b6e">
+            <w:hyperlink w:history="1" r:id="rIdw3xhkaw0l9yr8rgw6ktqg">
               <w:r>
                 <w:rPr>
                   <w:rFonts w:ascii="Arial" w:cs="Arial" w:eastAsia="Arial" w:hAnsi="Arial"/>
@@ -19905,7 +19905,7 @@
               <w:spacing w:after="10" w:before="0"/>
               <w:ind w:left="120"/>
             </w:pPr>
-            <w:hyperlink w:history="1" r:id="rIdodjbpeb738w_x4v30yyel">
+            <w:hyperlink w:history="1" r:id="rIdjgu6uuxbtmy3ibgosqbf6">
               <w:r>
                 <w:rPr>
                   <w:rFonts w:ascii="Arial" w:cs="Arial" w:eastAsia="Arial" w:hAnsi="Arial"/>
@@ -20430,7 +20430,7 @@
         </w:rPr>
         <w:t xml:space="preserve">© 2026 SeaVuria and ARES. Aligned with KICD objectives. Developed by SeaVuria; technical implementation by ARES (with AI assistance from Claude). Licensed under </w:t>
       </w:r>
-      <w:hyperlink w:history="1" r:id="rIdl9twan0q77abxubs6kikz">
+      <w:hyperlink w:history="1" r:id="rIdmhtmy4ifvbz4gupuqijqr">
         <w:r>
           <w:rPr>
             <w:rFonts w:ascii="Arial" w:cs="Arial" w:eastAsia="Arial" w:hAnsi="Arial"/>
@@ -20451,7 +20451,7 @@
         </w:rPr>
         <w:t xml:space="preserve"> (</w:t>
       </w:r>
-      <w:hyperlink w:history="1" r:id="rIdmb4n5dxuznemzqt_ykslx">
+      <w:hyperlink w:history="1" r:id="rIdj3vnsws7j7ks83pxbnkfp">
         <w:r>
           <w:rPr>
             <w:rFonts w:ascii="Arial" w:cs="Arial" w:eastAsia="Arial" w:hAnsi="Arial"/>
@@ -21491,7 +21491,7 @@
             <w:pPr>
               <w:spacing w:after="20" w:before="0"/>
             </w:pPr>
-            <w:hyperlink w:history="1" r:id="rIdtl5lth2ripanc3v4wvrrp">
+            <w:hyperlink w:history="1" r:id="rIde75bzkx167bj892izvvuw">
               <w:r>
                 <w:rPr>
                   <w:rFonts w:ascii="Arial" w:cs="Arial" w:eastAsia="Arial" w:hAnsi="Arial"/>
@@ -21524,7 +21524,7 @@
               <w:spacing w:after="10" w:before="0"/>
               <w:ind w:left="120"/>
             </w:pPr>
-            <w:hyperlink w:history="1" r:id="rId3gpqb62flhm1thggmi2iu">
+            <w:hyperlink w:history="1" r:id="rIds5qagxcx_vwxhj3xpuyui">
               <w:r>
                 <w:rPr>
                   <w:rFonts w:ascii="Arial" w:cs="Arial" w:eastAsia="Arial" w:hAnsi="Arial"/>
@@ -21569,7 +21569,7 @@
             <w:pPr>
               <w:spacing w:after="20" w:before="0"/>
             </w:pPr>
-            <w:hyperlink w:history="1" r:id="rIdvceu4_t3kobd-s7qpg99q">
+            <w:hyperlink w:history="1" r:id="rIdjfknrgyui_sfthasvprce">
               <w:r>
                 <w:rPr>
                   <w:rFonts w:ascii="Arial" w:cs="Arial" w:eastAsia="Arial" w:hAnsi="Arial"/>
@@ -21602,7 +21602,7 @@
               <w:spacing w:after="10" w:before="0"/>
               <w:ind w:left="120"/>
             </w:pPr>
-            <w:hyperlink w:history="1" r:id="rIdyt8tjmrnmo74ya9hfywy5">
+            <w:hyperlink w:history="1" r:id="rIdu8yvffzz9xnczgrkaqnom">
               <w:r>
                 <w:rPr>
                   <w:rFonts w:ascii="Arial" w:cs="Arial" w:eastAsia="Arial" w:hAnsi="Arial"/>
@@ -21802,7 +21802,7 @@
             <w:pPr>
               <w:spacing w:after="20" w:before="0"/>
             </w:pPr>
-            <w:hyperlink w:history="1" r:id="rIdwkmyqvnvzrqleckia9rpo">
+            <w:hyperlink w:history="1" r:id="rId3mfmsurmm0qqiogksurbq">
               <w:r>
                 <w:rPr>
                   <w:rFonts w:ascii="Arial" w:cs="Arial" w:eastAsia="Arial" w:hAnsi="Arial"/>
@@ -21835,7 +21835,7 @@
               <w:spacing w:after="10" w:before="0"/>
               <w:ind w:left="120"/>
             </w:pPr>
-            <w:hyperlink w:history="1" r:id="rIdijjnjdcyxrmyd48xaqtjy">
+            <w:hyperlink w:history="1" r:id="rIdisdjphx93gdrqmt-lwmzs">
               <w:r>
                 <w:rPr>
                   <w:rFonts w:ascii="Arial" w:cs="Arial" w:eastAsia="Arial" w:hAnsi="Arial"/>
@@ -21880,7 +21880,7 @@
             <w:pPr>
               <w:spacing w:after="20" w:before="0"/>
             </w:pPr>
-            <w:hyperlink w:history="1" r:id="rIdznhihniyf_xpcl6cp7zy6">
+            <w:hyperlink w:history="1" r:id="rId0cskhlhfo6igqwtnwkn7v">
               <w:r>
                 <w:rPr>
                   <w:rFonts w:ascii="Arial" w:cs="Arial" w:eastAsia="Arial" w:hAnsi="Arial"/>
@@ -21913,7 +21913,7 @@
               <w:spacing w:after="10" w:before="0"/>
               <w:ind w:left="120"/>
             </w:pPr>
-            <w:hyperlink w:history="1" r:id="rIdxfy-dnvzh233-xpaow0gu">
+            <w:hyperlink w:history="1" r:id="rIdwlvpwichtfy99vttakya0">
               <w:r>
                 <w:rPr>
                   <w:rFonts w:ascii="Arial" w:cs="Arial" w:eastAsia="Arial" w:hAnsi="Arial"/>
@@ -22113,7 +22113,7 @@
             <w:pPr>
               <w:spacing w:after="20" w:before="0"/>
             </w:pPr>
-            <w:hyperlink w:history="1" r:id="rIdg-swh1jjwv8ob7quay2sj">
+            <w:hyperlink w:history="1" r:id="rIduc6ebj8m8817tq3k0ibzq">
               <w:r>
                 <w:rPr>
                   <w:rFonts w:ascii="Arial" w:cs="Arial" w:eastAsia="Arial" w:hAnsi="Arial"/>
@@ -22146,7 +22146,7 @@
               <w:spacing w:after="10" w:before="0"/>
               <w:ind w:left="120"/>
             </w:pPr>
-            <w:hyperlink w:history="1" r:id="rIdwbfoplguqainaxaxqjzci">
+            <w:hyperlink w:history="1" r:id="rIdfkrqq49ohmtpretidoqyy">
               <w:r>
                 <w:rPr>
                   <w:rFonts w:ascii="Arial" w:cs="Arial" w:eastAsia="Arial" w:hAnsi="Arial"/>
@@ -22191,7 +22191,7 @@
             <w:pPr>
               <w:spacing w:after="20" w:before="0"/>
             </w:pPr>
-            <w:hyperlink w:history="1" r:id="rId0kxuvedfv0w0syje8_kv9">
+            <w:hyperlink w:history="1" r:id="rIdqzjuybec_dklt-vq_h0vg">
               <w:r>
                 <w:rPr>
                   <w:rFonts w:ascii="Arial" w:cs="Arial" w:eastAsia="Arial" w:hAnsi="Arial"/>
@@ -22224,7 +22224,7 @@
               <w:spacing w:after="10" w:before="0"/>
               <w:ind w:left="120"/>
             </w:pPr>
-            <w:hyperlink w:history="1" r:id="rId023mgwsmonk0nyubu-ej6">
+            <w:hyperlink w:history="1" r:id="rIdg6erhxi9epjoa8tewtmwa">
               <w:r>
                 <w:rPr>
                   <w:rFonts w:ascii="Arial" w:cs="Arial" w:eastAsia="Arial" w:hAnsi="Arial"/>
@@ -22424,7 +22424,7 @@
             <w:pPr>
               <w:spacing w:after="20" w:before="0"/>
             </w:pPr>
-            <w:hyperlink w:history="1" r:id="rIdowrhrz6434rlfdskizga0">
+            <w:hyperlink w:history="1" r:id="rIdwz9c3ehwtjgklkxbyxhyw">
               <w:r>
                 <w:rPr>
                   <w:rFonts w:ascii="Arial" w:cs="Arial" w:eastAsia="Arial" w:hAnsi="Arial"/>
@@ -22457,7 +22457,7 @@
               <w:spacing w:after="10" w:before="0"/>
               <w:ind w:left="120"/>
             </w:pPr>
-            <w:hyperlink w:history="1" r:id="rIdyh9lqd9iucn14xkecdnzl">
+            <w:hyperlink w:history="1" r:id="rIdkh-9pbeifvzwszt8pr-hb">
               <w:r>
                 <w:rPr>
                   <w:rFonts w:ascii="Arial" w:cs="Arial" w:eastAsia="Arial" w:hAnsi="Arial"/>
@@ -22502,7 +22502,7 @@
             <w:pPr>
               <w:spacing w:after="20" w:before="0"/>
             </w:pPr>
-            <w:hyperlink w:history="1" r:id="rId-kyp54ly5ddxbny17sxlp">
+            <w:hyperlink w:history="1" r:id="rIdt0fdbvczlrfshvlwp6sbe">
               <w:r>
                 <w:rPr>
                   <w:rFonts w:ascii="Arial" w:cs="Arial" w:eastAsia="Arial" w:hAnsi="Arial"/>
@@ -22535,7 +22535,7 @@
               <w:spacing w:after="10" w:before="0"/>
               <w:ind w:left="120"/>
             </w:pPr>
-            <w:hyperlink w:history="1" r:id="rIdszexhgze65yjcx67ei2rb">
+            <w:hyperlink w:history="1" r:id="rId2entwbmfssdlqw8uyo3jf">
               <w:r>
                 <w:rPr>
                   <w:rFonts w:ascii="Arial" w:cs="Arial" w:eastAsia="Arial" w:hAnsi="Arial"/>
@@ -22735,7 +22735,7 @@
             <w:pPr>
               <w:spacing w:after="20" w:before="0"/>
             </w:pPr>
-            <w:hyperlink w:history="1" r:id="rIdnkjsr_gp27szybn-xk_xi">
+            <w:hyperlink w:history="1" r:id="rId1vn584axjd6qazagn9xvv">
               <w:r>
                 <w:rPr>
                   <w:rFonts w:ascii="Arial" w:cs="Arial" w:eastAsia="Arial" w:hAnsi="Arial"/>
@@ -22768,7 +22768,7 @@
               <w:spacing w:after="10" w:before="0"/>
               <w:ind w:left="120"/>
             </w:pPr>
-            <w:hyperlink w:history="1" r:id="rIdfxsoqkddt-aw-cnizj5s_">
+            <w:hyperlink w:history="1" r:id="rId-80_avmbait4iky0rxcma">
               <w:r>
                 <w:rPr>
                   <w:rFonts w:ascii="Arial" w:cs="Arial" w:eastAsia="Arial" w:hAnsi="Arial"/>
@@ -22813,7 +22813,7 @@
             <w:pPr>
               <w:spacing w:after="20" w:before="0"/>
             </w:pPr>
-            <w:hyperlink w:history="1" r:id="rIdnku_ess_1j27xt-tk1hwr">
+            <w:hyperlink w:history="1" r:id="rId1xncrfy-kpwrsokwox_g8">
               <w:r>
                 <w:rPr>
                   <w:rFonts w:ascii="Arial" w:cs="Arial" w:eastAsia="Arial" w:hAnsi="Arial"/>
@@ -22846,7 +22846,7 @@
               <w:spacing w:after="10" w:before="0"/>
               <w:ind w:left="120"/>
             </w:pPr>
-            <w:hyperlink w:history="1" r:id="rIdnarn1guqsm8zanm6meh4_">
+            <w:hyperlink w:history="1" r:id="rIdpm3t0yaaevka08n8kbwbv">
               <w:r>
                 <w:rPr>
                   <w:rFonts w:ascii="Arial" w:cs="Arial" w:eastAsia="Arial" w:hAnsi="Arial"/>
@@ -23371,7 +23371,7 @@
         </w:rPr>
         <w:t xml:space="preserve">© 2026 SeaVuria and ARES. Aligned with KICD objectives. Developed by SeaVuria; technical implementation by ARES (with AI assistance from Claude). Licensed under </w:t>
       </w:r>
-      <w:hyperlink w:history="1" r:id="rIdhekghygdzc5fzocserl4r">
+      <w:hyperlink w:history="1" r:id="rIduex_vy1bfr2_n_bbhzlay">
         <w:r>
           <w:rPr>
             <w:rFonts w:ascii="Arial" w:cs="Arial" w:eastAsia="Arial" w:hAnsi="Arial"/>
@@ -23392,7 +23392,7 @@
         </w:rPr>
         <w:t xml:space="preserve"> (</w:t>
       </w:r>
-      <w:hyperlink w:history="1" r:id="rIds2hdxwkyklpecs_xpeajv">
+      <w:hyperlink w:history="1" r:id="rIdwfvuols73c2st_grwd9k0">
         <w:r>
           <w:rPr>
             <w:rFonts w:ascii="Arial" w:cs="Arial" w:eastAsia="Arial" w:hAnsi="Arial"/>
@@ -24432,7 +24432,7 @@
             <w:pPr>
               <w:spacing w:after="20" w:before="0"/>
             </w:pPr>
-            <w:hyperlink w:history="1" r:id="rIdzpdfx2aagpev-n35_0ykw">
+            <w:hyperlink w:history="1" r:id="rIdl_e8izyy3lowpslbcbcse">
               <w:r>
                 <w:rPr>
                   <w:rFonts w:ascii="Arial" w:cs="Arial" w:eastAsia="Arial" w:hAnsi="Arial"/>
@@ -24465,7 +24465,7 @@
               <w:spacing w:after="10" w:before="0"/>
               <w:ind w:left="120"/>
             </w:pPr>
-            <w:hyperlink w:history="1" r:id="rIdzkpa8ochplh-_k878iyb8">
+            <w:hyperlink w:history="1" r:id="rIdcevgjpfwusehwrva1kxii">
               <w:r>
                 <w:rPr>
                   <w:rFonts w:ascii="Arial" w:cs="Arial" w:eastAsia="Arial" w:hAnsi="Arial"/>
@@ -24510,7 +24510,7 @@
             <w:pPr>
               <w:spacing w:after="20" w:before="0"/>
             </w:pPr>
-            <w:hyperlink w:history="1" r:id="rIdzfaekavv8cnacr_i5kexk">
+            <w:hyperlink w:history="1" r:id="rIdnwukcttn3orazvaowtx_a">
               <w:r>
                 <w:rPr>
                   <w:rFonts w:ascii="Arial" w:cs="Arial" w:eastAsia="Arial" w:hAnsi="Arial"/>
@@ -24543,7 +24543,7 @@
               <w:spacing w:after="10" w:before="0"/>
               <w:ind w:left="120"/>
             </w:pPr>
-            <w:hyperlink w:history="1" r:id="rIdau0_enrqnqwijjvekkrqj">
+            <w:hyperlink w:history="1" r:id="rIdacvwkeaiuunov2omirvqa">
               <w:r>
                 <w:rPr>
                   <w:rFonts w:ascii="Arial" w:cs="Arial" w:eastAsia="Arial" w:hAnsi="Arial"/>
@@ -24743,7 +24743,7 @@
             <w:pPr>
               <w:spacing w:after="20" w:before="0"/>
             </w:pPr>
-            <w:hyperlink w:history="1" r:id="rIdl7ire5pe50_s3f5k8affe">
+            <w:hyperlink w:history="1" r:id="rId-393yosk6dwftr8nkw0ti">
               <w:r>
                 <w:rPr>
                   <w:rFonts w:ascii="Arial" w:cs="Arial" w:eastAsia="Arial" w:hAnsi="Arial"/>
@@ -24776,7 +24776,7 @@
               <w:spacing w:after="10" w:before="0"/>
               <w:ind w:left="120"/>
             </w:pPr>
-            <w:hyperlink w:history="1" r:id="rIdxfm2qk1icymhbvqovr6ib">
+            <w:hyperlink w:history="1" r:id="rId70xpsivwgjererr-haepb">
               <w:r>
                 <w:rPr>
                   <w:rFonts w:ascii="Arial" w:cs="Arial" w:eastAsia="Arial" w:hAnsi="Arial"/>
@@ -24821,7 +24821,7 @@
             <w:pPr>
               <w:spacing w:after="20" w:before="0"/>
             </w:pPr>
-            <w:hyperlink w:history="1" r:id="rIdvvzp23plufptipty_7xwy">
+            <w:hyperlink w:history="1" r:id="rIds7zt9kupm4somkfuzmpcv">
               <w:r>
                 <w:rPr>
                   <w:rFonts w:ascii="Arial" w:cs="Arial" w:eastAsia="Arial" w:hAnsi="Arial"/>
@@ -24854,7 +24854,7 @@
               <w:spacing w:after="10" w:before="0"/>
               <w:ind w:left="120"/>
             </w:pPr>
-            <w:hyperlink w:history="1" r:id="rIdo5jqt6qxnfy8usfrzwuo9">
+            <w:hyperlink w:history="1" r:id="rIdygrpao1u3va5apfditihp">
               <w:r>
                 <w:rPr>
                   <w:rFonts w:ascii="Arial" w:cs="Arial" w:eastAsia="Arial" w:hAnsi="Arial"/>
@@ -25054,7 +25054,7 @@
             <w:pPr>
               <w:spacing w:after="20" w:before="0"/>
             </w:pPr>
-            <w:hyperlink w:history="1" r:id="rId3ayplfuffytlpchsjkosg">
+            <w:hyperlink w:history="1" r:id="rIdn5il5agcg6dmeqctmk6v-">
               <w:r>
                 <w:rPr>
                   <w:rFonts w:ascii="Arial" w:cs="Arial" w:eastAsia="Arial" w:hAnsi="Arial"/>
@@ -25087,7 +25087,7 @@
               <w:spacing w:after="10" w:before="0"/>
               <w:ind w:left="120"/>
             </w:pPr>
-            <w:hyperlink w:history="1" r:id="rId_kf5bgyoffrazclwyx4xs">
+            <w:hyperlink w:history="1" r:id="rIdlluyirpatfteomxrheg1c">
               <w:r>
                 <w:rPr>
                   <w:rFonts w:ascii="Arial" w:cs="Arial" w:eastAsia="Arial" w:hAnsi="Arial"/>
@@ -25132,7 +25132,7 @@
             <w:pPr>
               <w:spacing w:after="20" w:before="0"/>
             </w:pPr>
-            <w:hyperlink w:history="1" r:id="rIdj4pt4kutr1x_fn0_w3ums">
+            <w:hyperlink w:history="1" r:id="rIds-vhctdzdcshv0etzhox-">
               <w:r>
                 <w:rPr>
                   <w:rFonts w:ascii="Arial" w:cs="Arial" w:eastAsia="Arial" w:hAnsi="Arial"/>
@@ -25165,7 +25165,7 @@
               <w:spacing w:after="10" w:before="0"/>
               <w:ind w:left="120"/>
             </w:pPr>
-            <w:hyperlink w:history="1" r:id="rIdxhwtpxvcga1tr-5z19ak0">
+            <w:hyperlink w:history="1" r:id="rIdxw4bn-ynpgzube6iuwf7p">
               <w:r>
                 <w:rPr>
                   <w:rFonts w:ascii="Arial" w:cs="Arial" w:eastAsia="Arial" w:hAnsi="Arial"/>
@@ -25365,7 +25365,7 @@
             <w:pPr>
               <w:spacing w:after="20" w:before="0"/>
             </w:pPr>
-            <w:hyperlink w:history="1" r:id="rIdbgiwvs2w3okb75a4b_nkv">
+            <w:hyperlink w:history="1" r:id="rIdhqm3ahhgirknqah_dwxvn">
               <w:r>
                 <w:rPr>
                   <w:rFonts w:ascii="Arial" w:cs="Arial" w:eastAsia="Arial" w:hAnsi="Arial"/>
@@ -25398,7 +25398,7 @@
               <w:spacing w:after="10" w:before="0"/>
               <w:ind w:left="120"/>
             </w:pPr>
-            <w:hyperlink w:history="1" r:id="rIdpjn-qphnweghvnd1znp8n">
+            <w:hyperlink w:history="1" r:id="rIdteh8f6zunuom_wdjgyilp">
               <w:r>
                 <w:rPr>
                   <w:rFonts w:ascii="Arial" w:cs="Arial" w:eastAsia="Arial" w:hAnsi="Arial"/>
@@ -25443,7 +25443,7 @@
             <w:pPr>
               <w:spacing w:after="20" w:before="0"/>
             </w:pPr>
-            <w:hyperlink w:history="1" r:id="rIdo7tgeqn6osxcw8i6ip6ks">
+            <w:hyperlink w:history="1" r:id="rId6ctehwguojmlhg0r6bs9r">
               <w:r>
                 <w:rPr>
                   <w:rFonts w:ascii="Arial" w:cs="Arial" w:eastAsia="Arial" w:hAnsi="Arial"/>
@@ -25476,7 +25476,7 @@
               <w:spacing w:after="10" w:before="0"/>
               <w:ind w:left="120"/>
             </w:pPr>
-            <w:hyperlink w:history="1" r:id="rIdq2gsyqe9020lyuh_muycg">
+            <w:hyperlink w:history="1" r:id="rIdweebdxphdo6xesovvzzsc">
               <w:r>
                 <w:rPr>
                   <w:rFonts w:ascii="Arial" w:cs="Arial" w:eastAsia="Arial" w:hAnsi="Arial"/>
@@ -25676,7 +25676,7 @@
             <w:pPr>
               <w:spacing w:after="20" w:before="0"/>
             </w:pPr>
-            <w:hyperlink w:history="1" r:id="rIdmvqcyl19doozveq8wksmp">
+            <w:hyperlink w:history="1" r:id="rIda2bfmpy8i0ojgjtc27myk">
               <w:r>
                 <w:rPr>
                   <w:rFonts w:ascii="Arial" w:cs="Arial" w:eastAsia="Arial" w:hAnsi="Arial"/>
@@ -25709,7 +25709,7 @@
               <w:spacing w:after="10" w:before="0"/>
               <w:ind w:left="120"/>
             </w:pPr>
-            <w:hyperlink w:history="1" r:id="rId-bhmxpvlca_bvtp5fedzm">
+            <w:hyperlink w:history="1" r:id="rId5bv6nedkd6lqjapegf29w">
               <w:r>
                 <w:rPr>
                   <w:rFonts w:ascii="Arial" w:cs="Arial" w:eastAsia="Arial" w:hAnsi="Arial"/>
@@ -25754,7 +25754,7 @@
             <w:pPr>
               <w:spacing w:after="20" w:before="0"/>
             </w:pPr>
-            <w:hyperlink w:history="1" r:id="rId6mtnsflu19aqk0ifhyupm">
+            <w:hyperlink w:history="1" r:id="rId2tearcfvwozveemssurtf">
               <w:r>
                 <w:rPr>
                   <w:rFonts w:ascii="Arial" w:cs="Arial" w:eastAsia="Arial" w:hAnsi="Arial"/>
@@ -25787,7 +25787,7 @@
               <w:spacing w:after="10" w:before="0"/>
               <w:ind w:left="120"/>
             </w:pPr>
-            <w:hyperlink w:history="1" r:id="rId0pjvoqjvo9gbfjwfzmd9x">
+            <w:hyperlink w:history="1" r:id="rIdneyervjhkndelrf3m4fw0">
               <w:r>
                 <w:rPr>
                   <w:rFonts w:ascii="Arial" w:cs="Arial" w:eastAsia="Arial" w:hAnsi="Arial"/>
@@ -26312,7 +26312,7 @@
         </w:rPr>
         <w:t xml:space="preserve">© 2026 SeaVuria and ARES. Aligned with KICD objectives. Developed by SeaVuria; technical implementation by ARES (with AI assistance from Claude). Licensed under </w:t>
       </w:r>
-      <w:hyperlink w:history="1" r:id="rIdya7tzut4eh18zcfrwzcgx">
+      <w:hyperlink w:history="1" r:id="rIdtew7tk5x0m__gxj6zsype">
         <w:r>
           <w:rPr>
             <w:rFonts w:ascii="Arial" w:cs="Arial" w:eastAsia="Arial" w:hAnsi="Arial"/>
@@ -26333,7 +26333,7 @@
         </w:rPr>
         <w:t xml:space="preserve"> (</w:t>
       </w:r>
-      <w:hyperlink w:history="1" r:id="rIdgaypm7urcjebsgkcmvlfx">
+      <w:hyperlink w:history="1" r:id="rIdl94zquisq-xrwpzne3hxu">
         <w:r>
           <w:rPr>
             <w:rFonts w:ascii="Arial" w:cs="Arial" w:eastAsia="Arial" w:hAnsi="Arial"/>
